--- a/assets/docs/teaching-plan-cgct-model1.docx
+++ b/assets/docs/teaching-plan-cgct-model1.docx
@@ -221,7 +221,7 @@
                 <w:bCs/>
                 <w:lang w:val="en-US"/>
               </w:rPr>
-              <w:t>MEQ545 All-Quiz Tutorial Portal (web application) — 10 tutorial sets / 107 questions. Live: https://meq545-all-quiz-portal-hub.pages.dev/</w:t>
+              <w:t>MEQ545 All-Quiz Tutorial Portal (web application) — 10 tutorial sets / 114 questions. Live: https://meq545-all-quiz-portal-hub.pages.dev/</w:t>
             </w:r>
           </w:p>
         </w:tc>
@@ -3413,7 +3413,7 @@
                 <w:color w:val="1F4E9C"/>
                 <w:lang w:val="en-US"/>
               </w:rPr>
-              <w:t>T3–T4 sets (Ch. 2): teaching team (RP-led); scheduled release</w:t>
+              <w:t>T3–T4 sets (Ch. 2): teaching team (RP-led); deployed (Week 4)</w:t>
             </w:r>
           </w:p>
         </w:tc>
@@ -5208,7 +5208,7 @@
           <w:bCs/>
           <w:lang w:val="en-US"/>
         </w:rPr>
-        <w:t xml:space="preserve"> = co-developed with the Industry Panel. Developed content total: 10 tutorial sets / 107 questions (78 multiple-choice, 3 true/false, 24 short-answer, 2 long-answer). Portal link: https://meq545-all-quiz-portal-hub.pages.dev/</w:t>
+        <w:t xml:space="preserve"> = co-developed with the Industry Panel. Developed content total: 10 tutorial sets / 114 questions (83 multiple-choice, 3 true/false, 26 short-answer, 2 long-answer). Portal link: https://meq545-all-quiz-portal-hub.pages.dev/</w:t>
       </w:r>
     </w:p>
     <w:p/>
